--- a/tillsyn/A 6153-2024 tillsynsbegäran.docx
+++ b/tillsyn/A 6153-2024 tillsynsbegäran.docx
@@ -1016,7 +1016,7 @@
     <w:r>
       <w:tab/>
       <w:tab/>
-      <w:t>2026-09-14</w:t>
+      <w:t>2026-09-15</w:t>
       <w:br/>
       <w:br/>
     </w:r>

--- a/tillsyn/A 6153-2024 tillsynsbegäran.docx
+++ b/tillsyn/A 6153-2024 tillsynsbegäran.docx
@@ -1016,7 +1016,7 @@
     <w:r>
       <w:tab/>
       <w:tab/>
-      <w:t>2026-09-15</w:t>
+      <w:t>2026-09-16</w:t>
       <w:br/>
       <w:br/>
     </w:r>

--- a/tillsyn/A 6153-2024 tillsynsbegäran.docx
+++ b/tillsyn/A 6153-2024 tillsynsbegäran.docx
@@ -1016,7 +1016,7 @@
     <w:r>
       <w:tab/>
       <w:tab/>
-      <w:t>2026-09-16</w:t>
+      <w:t>2026-09-17</w:t>
       <w:br/>
       <w:br/>
     </w:r>

--- a/tillsyn/A 6153-2024 tillsynsbegäran.docx
+++ b/tillsyn/A 6153-2024 tillsynsbegäran.docx
@@ -1016,7 +1016,7 @@
     <w:r>
       <w:tab/>
       <w:tab/>
-      <w:t>2026-09-17</w:t>
+      <w:t>2026-09-18</w:t>
       <w:br/>
       <w:br/>
     </w:r>

--- a/tillsyn/A 6153-2024 tillsynsbegäran.docx
+++ b/tillsyn/A 6153-2024 tillsynsbegäran.docx
@@ -1016,7 +1016,7 @@
     <w:r>
       <w:tab/>
       <w:tab/>
-      <w:t>2026-09-18</w:t>
+      <w:t>2026-09-19</w:t>
       <w:br/>
       <w:br/>
     </w:r>

--- a/tillsyn/A 6153-2024 tillsynsbegäran.docx
+++ b/tillsyn/A 6153-2024 tillsynsbegäran.docx
@@ -1016,7 +1016,7 @@
     <w:r>
       <w:tab/>
       <w:tab/>
-      <w:t>2026-09-19</w:t>
+      <w:t>2026-09-21</w:t>
       <w:br/>
       <w:br/>
     </w:r>

--- a/tillsyn/A 6153-2024 tillsynsbegäran.docx
+++ b/tillsyn/A 6153-2024 tillsynsbegäran.docx
@@ -1016,7 +1016,7 @@
     <w:r>
       <w:tab/>
       <w:tab/>
-      <w:t>2026-09-21</w:t>
+      <w:t>2026-09-23</w:t>
       <w:br/>
       <w:br/>
     </w:r>

--- a/tillsyn/A 6153-2024 tillsynsbegäran.docx
+++ b/tillsyn/A 6153-2024 tillsynsbegäran.docx
@@ -1016,7 +1016,7 @@
     <w:r>
       <w:tab/>
       <w:tab/>
-      <w:t>2026-09-23</w:t>
+      <w:t>2026-09-24</w:t>
       <w:br/>
       <w:br/>
     </w:r>

--- a/tillsyn/A 6153-2024 tillsynsbegäran.docx
+++ b/tillsyn/A 6153-2024 tillsynsbegäran.docx
@@ -1016,7 +1016,7 @@
     <w:r>
       <w:tab/>
       <w:tab/>
-      <w:t>2026-09-24</w:t>
+      <w:t>2026-09-25</w:t>
       <w:br/>
       <w:br/>
     </w:r>

--- a/tillsyn/A 6153-2024 tillsynsbegäran.docx
+++ b/tillsyn/A 6153-2024 tillsynsbegäran.docx
@@ -1016,7 +1016,7 @@
     <w:r>
       <w:tab/>
       <w:tab/>
-      <w:t>2026-09-25</w:t>
+      <w:t>2026-09-26</w:t>
       <w:br/>
       <w:br/>
     </w:r>

--- a/tillsyn/A 6153-2024 tillsynsbegäran.docx
+++ b/tillsyn/A 6153-2024 tillsynsbegäran.docx
@@ -1016,7 +1016,7 @@
     <w:r>
       <w:tab/>
       <w:tab/>
-      <w:t>2026-09-26</w:t>
+      <w:t>2026-09-27</w:t>
       <w:br/>
       <w:br/>
     </w:r>

--- a/tillsyn/A 6153-2024 tillsynsbegäran.docx
+++ b/tillsyn/A 6153-2024 tillsynsbegäran.docx
@@ -1016,7 +1016,7 @@
     <w:r>
       <w:tab/>
       <w:tab/>
-      <w:t>2026-09-27</w:t>
+      <w:t>2026-09-28</w:t>
       <w:br/>
       <w:br/>
     </w:r>

--- a/tillsyn/A 6153-2024 tillsynsbegäran.docx
+++ b/tillsyn/A 6153-2024 tillsynsbegäran.docx
@@ -1016,7 +1016,7 @@
     <w:r>
       <w:tab/>
       <w:tab/>
-      <w:t>2026-09-28</w:t>
+      <w:t>2026-09-29</w:t>
       <w:br/>
       <w:br/>
     </w:r>

--- a/tillsyn/A 6153-2024 tillsynsbegäran.docx
+++ b/tillsyn/A 6153-2024 tillsynsbegäran.docx
@@ -1016,7 +1016,7 @@
     <w:r>
       <w:tab/>
       <w:tab/>
-      <w:t>2026-09-29</w:t>
+      <w:t>2026-09-30</w:t>
       <w:br/>
       <w:br/>
     </w:r>

--- a/tillsyn/A 6153-2024 tillsynsbegäran.docx
+++ b/tillsyn/A 6153-2024 tillsynsbegäran.docx
@@ -1016,7 +1016,7 @@
     <w:r>
       <w:tab/>
       <w:tab/>
-      <w:t>2026-09-30</w:t>
+      <w:t>2026-10-01</w:t>
       <w:br/>
       <w:br/>
     </w:r>

--- a/tillsyn/A 6153-2024 tillsynsbegäran.docx
+++ b/tillsyn/A 6153-2024 tillsynsbegäran.docx
@@ -1016,7 +1016,7 @@
     <w:r>
       <w:tab/>
       <w:tab/>
-      <w:t>2026-10-01</w:t>
+      <w:t>2026-10-02</w:t>
       <w:br/>
       <w:br/>
     </w:r>

--- a/tillsyn/A 6153-2024 tillsynsbegäran.docx
+++ b/tillsyn/A 6153-2024 tillsynsbegäran.docx
@@ -1016,7 +1016,7 @@
     <w:r>
       <w:tab/>
       <w:tab/>
-      <w:t>2026-10-02</w:t>
+      <w:t>2026-10-03</w:t>
       <w:br/>
       <w:br/>
     </w:r>

--- a/tillsyn/A 6153-2024 tillsynsbegäran.docx
+++ b/tillsyn/A 6153-2024 tillsynsbegäran.docx
@@ -1016,7 +1016,7 @@
     <w:r>
       <w:tab/>
       <w:tab/>
-      <w:t>2026-10-03</w:t>
+      <w:t>2026-10-04</w:t>
       <w:br/>
       <w:br/>
     </w:r>

--- a/tillsyn/A 6153-2024 tillsynsbegäran.docx
+++ b/tillsyn/A 6153-2024 tillsynsbegäran.docx
@@ -1016,7 +1016,7 @@
     <w:r>
       <w:tab/>
       <w:tab/>
-      <w:t>2026-10-04</w:t>
+      <w:t>2026-10-05</w:t>
       <w:br/>
       <w:br/>
     </w:r>

--- a/tillsyn/A 6153-2024 tillsynsbegäran.docx
+++ b/tillsyn/A 6153-2024 tillsynsbegäran.docx
@@ -1016,7 +1016,7 @@
     <w:r>
       <w:tab/>
       <w:tab/>
-      <w:t>2026-10-05</w:t>
+      <w:t>2026-10-06</w:t>
       <w:br/>
       <w:br/>
     </w:r>

--- a/tillsyn/A 6153-2024 tillsynsbegäran.docx
+++ b/tillsyn/A 6153-2024 tillsynsbegäran.docx
@@ -1016,7 +1016,7 @@
     <w:r>
       <w:tab/>
       <w:tab/>
-      <w:t>2026-10-06</w:t>
+      <w:t>2026-10-07</w:t>
       <w:br/>
       <w:br/>
     </w:r>

--- a/tillsyn/A 6153-2024 tillsynsbegäran.docx
+++ b/tillsyn/A 6153-2024 tillsynsbegäran.docx
@@ -1016,7 +1016,7 @@
     <w:r>
       <w:tab/>
       <w:tab/>
-      <w:t>2026-10-07</w:t>
+      <w:t>2026-10-08</w:t>
       <w:br/>
       <w:br/>
     </w:r>

--- a/tillsyn/A 6153-2024 tillsynsbegäran.docx
+++ b/tillsyn/A 6153-2024 tillsynsbegäran.docx
@@ -1016,7 +1016,7 @@
     <w:r>
       <w:tab/>
       <w:tab/>
-      <w:t>2026-10-08</w:t>
+      <w:t>2026-10-09</w:t>
       <w:br/>
       <w:br/>
     </w:r>

--- a/tillsyn/A 6153-2024 tillsynsbegäran.docx
+++ b/tillsyn/A 6153-2024 tillsynsbegäran.docx
@@ -1016,7 +1016,7 @@
     <w:r>
       <w:tab/>
       <w:tab/>
-      <w:t>2026-10-09</w:t>
+      <w:t>2026-10-10</w:t>
       <w:br/>
       <w:br/>
     </w:r>

--- a/tillsyn/A 6153-2024 tillsynsbegäran.docx
+++ b/tillsyn/A 6153-2024 tillsynsbegäran.docx
@@ -1016,7 +1016,7 @@
     <w:r>
       <w:tab/>
       <w:tab/>
-      <w:t>2026-10-10</w:t>
+      <w:t>2026-10-11</w:t>
       <w:br/>
       <w:br/>
     </w:r>

--- a/tillsyn/A 6153-2024 tillsynsbegäran.docx
+++ b/tillsyn/A 6153-2024 tillsynsbegäran.docx
@@ -22,7 +22,7 @@
       <w:r>
         <w:drawing>
           <wp:inline xmlns:a="http://schemas.openxmlformats.org/drawingml/2006/main" xmlns:pic="http://schemas.openxmlformats.org/drawingml/2006/picture">
-            <wp:extent cx="5020145" cy="5724000"/>
+            <wp:extent cx="4928059" cy="5724000"/>
             <wp:docPr id="1" name="Picture 1"/>
             <wp:cNvGraphicFramePr>
               <a:graphicFrameLocks noChangeAspect="1"/>
@@ -43,7 +43,7 @@
                   <pic:spPr>
                     <a:xfrm>
                       <a:off x="0" y="0"/>
-                      <a:ext cx="5020145" cy="5724000"/>
+                      <a:ext cx="4928059" cy="5724000"/>
                     </a:xfrm>
                     <a:prstGeom prst="rect"/>
                   </pic:spPr>
@@ -65,7 +65,7 @@
     </w:p>
     <w:p>
       <w:r>
-        <w:t>I och inom 22 meter från avverkningsanmälan finns fynd av 28 naturvårdsarter, varav 24 är rödlistade, 1 är fridlyst, 5 är typiska (T) och 4 är signalarter (S): ask (EN), svartnande fingersvamp (EN), bredbrämad bastardsvärmare (VU), gul lammticka (VU), gulsträngad fagerspindling (VU), ljungsnärja (VU), läderdoftande fingersvamp (VU), mörkfjällig olivspindling (VU), narrspindling (VU), sexfläckig bastardsvärmare (VU), solvändesäckmal (VU), svartfläckig blåvinge (VU, §4a), svartgrön spindling (VU), violettfläckig spindling (VU), backtimjan (NT), blå slemspindling (NT, T), brokigt timjansmott (NT), jordtistel (NT), kryddspindling (NT, T), mindre tåtelsmygare (NT), odörspindling (NT), slåtterfibbla (NT, T), solvända (NT), svinrot (NT), anisspindling (S), mindre märgborre (S, T), murgröna (S, T) och olivspindling (S). Se Figur 1.</w:t>
+        <w:t>I och inom 22 meter från avverkningsanmälan finns fynd av 31 naturvårdsarter, varav 27 är rödlistade, 1 är fridlyst, 5 är typiska (T) och 4 är signalarter (S): ask (EN), svartnande fingersvamp (EN), bredbrämad bastardsvärmare (VU), granrotspindling (VU), gul lammticka (VU), gulsträngad fagerspindling (VU), ljungsnärja (VU), läderdoftande fingersvamp (VU), mörkfjällig olivspindling (VU), narrspindling (VU), sexfläckig bastardsvärmare (VU), solvändesäckmal (VU), svartfläckig blåvinge (VU, §4a), svartgrön spindling (VU), violettfläckig spindling (VU), backtimjan (NT), blå slemspindling (NT, T), brokigt timjansmott (NT), fjällig taggsvamp s.str. (NT), jordtistel (NT), kryddspindling (NT, T), mindre tåtelsmygare (NT), odörspindling (NT), sandkremla (NT), slåtterfibbla (NT, T), solvända (NT), svinrot (NT), anisspindling (S), mindre märgborre (S, T), murgröna (S, T) och olivspindling (S). Se Figur 1.</w:t>
       </w:r>
     </w:p>
     <w:p>
@@ -140,6 +140,26 @@
         <w:rPr>
           <w:b/>
         </w:rPr>
+        <w:t xml:space="preserve">Granrotspindling (VU) </w:t>
+      </w:r>
+      <w:r>
+        <w:t>bildar mykorrhiza med gran. Växer i djup barrförna, gärna i gamla myrstackar, i medelålders till äldre ängsgranskog på kalkrik mark.</w:t>
+      </w:r>
+      <w:r>
+        <w:rPr>
+          <w:b/>
+        </w:rPr>
+        <w:t xml:space="preserve"> </w:t>
+      </w:r>
+      <w:r>
+        <w:t>Minskningstakten uppgår till 30 % inom 50 år och överstiger gränsvärdet för Sårbar (VU) enligt A-kriteriet. (A2c+3c+4c). Arten missgynnas av avverkning och markberedning. Generellt bör lokaler som är särskilt rika på förekomster av sällsynta svampar säkerställas och lämnas för fri utveckling (SLU Artdatabanken, 2024).</w:t>
+      </w:r>
+    </w:p>
+    <w:p>
+      <w:r>
+        <w:rPr>
+          <w:b/>
+        </w:rPr>
         <w:t>Gul lammticka (VU)</w:t>
       </w:r>
       <w:r>
@@ -237,6 +257,17 @@
         <w:rPr>
           <w:b/>
         </w:rPr>
+        <w:t>Fjällig taggsvamp s.str. (NT)</w:t>
+      </w:r>
+      <w:r>
+        <w:t xml:space="preserve"> bildar mykorrhiza med gran i granskog och barrblandskog, främst på frisk näringsrik mark i äldre skog med lång trädkontinuitet. Den totala populationen i landet har minskat och bedöms fortsätta minska till följd av avverkning av äldre barrskogar. Minskningstakten för den svenska populationen bedöms vara nära gränsvärdet för sårbar (VU) (SLU Artdatabanken, 2026).</w:t>
+      </w:r>
+    </w:p>
+    <w:p>
+      <w:r>
+        <w:rPr>
+          <w:b/>
+        </w:rPr>
         <w:t>Kryddspindling (NT)</w:t>
       </w:r>
       <w:r>
@@ -261,6 +292,17 @@
       </w:r>
       <w:r>
         <w:t xml:space="preserve"> bildar mykorrhiza med gran och tall i örtrik kalkbarrskog. Den uppträder huvudsakligen i äldre barrskogar så kallade ”bondeskogar” med en lång trädkontinuitet. Minskningstakten uppgår till 15 % inom 50 år och bedöms vara nära gränsvärdet för Sårbar (VU). (A2c+3c+4c). Virkesrika, äldre barrskogar med hög bonitet, på bättre jordar är en bristvara i befintliga, skyddade områden i Sverige och fler örtrika barrskogar med trädkontinuitet måste skyddas i större utsträckning än vad som tidigare gjorts. Områden med odörspindling bör inte gallras eller plockhuggas om inte huggningen efterföljs av skogsbete (SLU Artdatabanken, 2024).</w:t>
+      </w:r>
+    </w:p>
+    <w:p>
+      <w:r>
+        <w:rPr>
+          <w:b/>
+        </w:rPr>
+        <w:t xml:space="preserve">Sandkremla (NT) </w:t>
+      </w:r>
+      <w:r>
+        <w:t>bildar mykorrhiza med tall, i tallskog på sanddyner och tallhedar på kalkrik mark. Knuten till en väl avgränsad och väl genomsökt miljö och växer huvudsakligen i äldre skogsbestånd. Total population i landet bedöms fortgående att minska p.g.a. avverkning av äldre kalktallskog. Tallskog på sandig mark hyser en rad ovanliga svamparter och det är angeläget att sådana skogar undantas från avverkning (SLU Artdatabanken, 2026).</w:t>
       </w:r>
     </w:p>
     <w:p>
@@ -1016,7 +1058,7 @@
     <w:r>
       <w:tab/>
       <w:tab/>
-      <w:t>2026-10-11</w:t>
+      <w:t>2026-10-12</w:t>
       <w:br/>
       <w:br/>
     </w:r>

--- a/tillsyn/A 6153-2024 tillsynsbegäran.docx
+++ b/tillsyn/A 6153-2024 tillsynsbegäran.docx
@@ -1058,7 +1058,7 @@
     <w:r>
       <w:tab/>
       <w:tab/>
-      <w:t>2026-10-12</w:t>
+      <w:t>2026-10-13</w:t>
       <w:br/>
       <w:br/>
     </w:r>

--- a/tillsyn/A 6153-2024 tillsynsbegäran.docx
+++ b/tillsyn/A 6153-2024 tillsynsbegäran.docx
@@ -22,7 +22,7 @@
       <w:r>
         <w:drawing>
           <wp:inline xmlns:a="http://schemas.openxmlformats.org/drawingml/2006/main" xmlns:pic="http://schemas.openxmlformats.org/drawingml/2006/picture">
-            <wp:extent cx="4928059" cy="5724000"/>
+            <wp:extent cx="4837886" cy="5724000"/>
             <wp:docPr id="1" name="Picture 1"/>
             <wp:cNvGraphicFramePr>
               <a:graphicFrameLocks noChangeAspect="1"/>
@@ -43,7 +43,7 @@
                   <pic:spPr>
                     <a:xfrm>
                       <a:off x="0" y="0"/>
-                      <a:ext cx="4928059" cy="5724000"/>
+                      <a:ext cx="4837886" cy="5724000"/>
                     </a:xfrm>
                     <a:prstGeom prst="rect"/>
                   </pic:spPr>
@@ -65,7 +65,7 @@
     </w:p>
     <w:p>
       <w:r>
-        <w:t>I och inom 22 meter från avverkningsanmälan finns fynd av 31 naturvårdsarter, varav 27 är rödlistade, 1 är fridlyst, 5 är typiska (T) och 4 är signalarter (S): ask (EN), svartnande fingersvamp (EN), bredbrämad bastardsvärmare (VU), granrotspindling (VU), gul lammticka (VU), gulsträngad fagerspindling (VU), ljungsnärja (VU), läderdoftande fingersvamp (VU), mörkfjällig olivspindling (VU), narrspindling (VU), sexfläckig bastardsvärmare (VU), solvändesäckmal (VU), svartfläckig blåvinge (VU, §4a), svartgrön spindling (VU), violettfläckig spindling (VU), backtimjan (NT), blå slemspindling (NT, T), brokigt timjansmott (NT), fjällig taggsvamp s.str. (NT), jordtistel (NT), kryddspindling (NT, T), mindre tåtelsmygare (NT), odörspindling (NT), sandkremla (NT), slåtterfibbla (NT, T), solvända (NT), svinrot (NT), anisspindling (S), mindre märgborre (S, T), murgröna (S, T) och olivspindling (S). Se Figur 1.</w:t>
+        <w:t>I och inom 22 meter från avverkningsanmälan finns fynd av 34 naturvårdsarter, varav 27 är rödlistade, 2 är fridlysta, 5 är typiska (T) och 6 är signalarter (S): ask (EN), svartnande fingersvamp (EN), bredbrämad bastardsvärmare (VU), granrotspindling (VU), gul lammticka (VU), gulsträngad fagerspindling (VU), ljungsnärja (VU), läderdoftande fingersvamp (VU), mörkfjällig olivspindling (VU), narrspindling (VU), sexfläckig bastardsvärmare (VU), solvändesäckmal (VU), svartfläckig blåvinge (VU, §4a), svartgrön spindling (VU), violettfläckig spindling (VU), backtimjan (NT), blå slemspindling (NT, T), brokigt timjansmott (NT), fjällig taggsvamp s.str. (NT), jordtistel (NT), kryddspindling (NT, T), mindre tåtelsmygare (NT), odörspindling (NT), sandkremla (NT), slåtterfibbla (NT, T), solvända (NT), svinrot (NT), anisspindling (S), diskvaxskivling (S), mindre märgborre (S, T), murgröna (S, T), olivspindling (S), strimspindling (S) och åkergroda (§4a). Se Figur 1.</w:t>
       </w:r>
     </w:p>
     <w:p>
@@ -1058,7 +1058,7 @@
     <w:r>
       <w:tab/>
       <w:tab/>
-      <w:t>2026-10-13</w:t>
+      <w:t>2026-10-14</w:t>
       <w:br/>
       <w:br/>
     </w:r>

--- a/tillsyn/A 6153-2024 tillsynsbegäran.docx
+++ b/tillsyn/A 6153-2024 tillsynsbegäran.docx
@@ -1058,7 +1058,7 @@
     <w:r>
       <w:tab/>
       <w:tab/>
-      <w:t>2026-10-14</w:t>
+      <w:t>2026-10-15</w:t>
       <w:br/>
       <w:br/>
     </w:r>

--- a/tillsyn/A 6153-2024 tillsynsbegäran.docx
+++ b/tillsyn/A 6153-2024 tillsynsbegäran.docx
@@ -1058,7 +1058,7 @@
     <w:r>
       <w:tab/>
       <w:tab/>
-      <w:t>2026-10-15</w:t>
+      <w:t>2026-10-16</w:t>
       <w:br/>
       <w:br/>
     </w:r>

--- a/tillsyn/A 6153-2024 tillsynsbegäran.docx
+++ b/tillsyn/A 6153-2024 tillsynsbegäran.docx
@@ -1058,7 +1058,7 @@
     <w:r>
       <w:tab/>
       <w:tab/>
-      <w:t>2026-10-16</w:t>
+      <w:t>2026-10-17</w:t>
       <w:br/>
       <w:br/>
     </w:r>

--- a/tillsyn/A 6153-2024 tillsynsbegäran.docx
+++ b/tillsyn/A 6153-2024 tillsynsbegäran.docx
@@ -65,7 +65,7 @@
     </w:p>
     <w:p>
       <w:r>
-        <w:t>I och inom 22 meter från avverkningsanmälan finns fynd av 34 naturvårdsarter, varav 27 är rödlistade, 2 är fridlysta, 5 är typiska (T) och 6 är signalarter (S): ask (EN), svartnande fingersvamp (EN), bredbrämad bastardsvärmare (VU), granrotspindling (VU), gul lammticka (VU), gulsträngad fagerspindling (VU), ljungsnärja (VU), läderdoftande fingersvamp (VU), mörkfjällig olivspindling (VU), narrspindling (VU), sexfläckig bastardsvärmare (VU), solvändesäckmal (VU), svartfläckig blåvinge (VU, §4a), svartgrön spindling (VU), violettfläckig spindling (VU), backtimjan (NT), blå slemspindling (NT, T), brokigt timjansmott (NT), fjällig taggsvamp s.str. (NT), jordtistel (NT), kryddspindling (NT, T), mindre tåtelsmygare (NT), odörspindling (NT), sandkremla (NT), slåtterfibbla (NT, T), solvända (NT), svinrot (NT), anisspindling (S), diskvaxskivling (S), mindre märgborre (S, T), murgröna (S, T), olivspindling (S), strimspindling (S) och åkergroda (§4a). Se Figur 1.</w:t>
+        <w:t>I och inom 22 meter från avverkningsanmälan finns fynd av 35 naturvårdsarter, varav 27 är rödlistade, 2 är fridlysta, 6 är typiska (T) och 6 är signalarter (S): ask (EN), svartnande fingersvamp (EN), bredbrämad bastardsvärmare (VU), granrotspindling (VU), gul lammticka (VU), gulsträngad fagerspindling (VU), ljungsnärja (VU), läderdoftande fingersvamp (VU), mörkfjällig olivspindling (VU), narrspindling (VU), sexfläckig bastardsvärmare (VU), solvändesäckmal (VU), svartfläckig blåvinge (VU, §4a), svartgrön spindling (VU), violettfläckig spindling (VU), backtimjan (NT), blå slemspindling (NT, T), brokigt timjansmott (NT), fjällig taggsvamp s.str. (NT), jordtistel (NT), kryddspindling (NT, T), mindre tåtelsmygare (NT), odörspindling (NT), sandkremla (NT), slåtterfibbla (NT, T), solvända (NT), svinrot (NT), anisspindling (S), diskvaxskivling (S), mindre märgborre (S, T), murgröna (S, T), olivspindling (S), strimspindling (S), kattfot (T) och åkergroda (§4a). Se Figur 1.</w:t>
       </w:r>
     </w:p>
     <w:p>
@@ -404,6 +404,35 @@
       </w:r>
     </w:p>
     <w:p>
+      <w:r>
+        <w:rPr>
+          <w:b/>
+        </w:rPr>
+        <w:t xml:space="preserve">Kattfot </w:t>
+      </w:r>
+      <w:r>
+        <w:t xml:space="preserve">är typisk art för </w:t>
+      </w:r>
+      <w:r>
+        <w:rPr>
+          <w:i/>
+        </w:rPr>
+        <w:t>9060 Åsbarrskog, 9070 Trädklädd betesmark, 6530 Lövängar, 6170 Alpina kalkgräsmarker, 6230 Stagg-gräsmarker, 6520 Höglänta slåtterängar, 1610 Åsöar i Östersjön, 4030 Torra hedar, 5130 Enbuskmarker, 6270 Silikatgräsmarker, 6510 Slåtterängar i låglandet</w:t>
+      </w:r>
+      <w:r>
+        <w:t xml:space="preserve"> och </w:t>
+      </w:r>
+      <w:r>
+        <w:rPr>
+          <w:i/>
+        </w:rPr>
+        <w:t>8230 Hällmarkstorräng</w:t>
+      </w:r>
+      <w:r>
+        <w:t>. Kattfot är värdväxt för bland annat de rödlistade fjärilarna kattfotsfjädermott (VU), kattfotssmåstävmal (VU), kattfotssäckmal (VU) och leverplattmal (VU) (SLU Artdatabanken, 2026).</w:t>
+      </w:r>
+    </w:p>
+    <w:p>
       <w:pPr>
         <w:pStyle w:val="Heading1"/>
       </w:pPr>
@@ -418,7 +447,7 @@
     </w:p>
     <w:p>
       <w:r>
-        <w:t>Följande typiska arter har sina livsmiljöer och växtplatser i den avverkningsanmälda skogen: blå slemspindling (NT, T), kryddspindling (NT, T), slåtterfibbla (NT, T), mindre märgborre (S, T) och murgröna (S, T).</w:t>
+        <w:t>Följande typiska arter har sina livsmiljöer och växtplatser i den avverkningsanmälda skogen: blå slemspindling (NT, T), kryddspindling (NT, T), slåtterfibbla (NT, T), mindre märgborre (S, T), murgröna (S, T) och kattfot (T).</w:t>
       </w:r>
     </w:p>
     <w:p>
@@ -1058,7 +1087,7 @@
     <w:r>
       <w:tab/>
       <w:tab/>
-      <w:t>2026-10-17</w:t>
+      <w:t>2026-10-18</w:t>
       <w:br/>
       <w:br/>
     </w:r>

--- a/tillsyn/A 6153-2024 tillsynsbegäran.docx
+++ b/tillsyn/A 6153-2024 tillsynsbegäran.docx
@@ -1087,7 +1087,7 @@
     <w:r>
       <w:tab/>
       <w:tab/>
-      <w:t>2026-10-18</w:t>
+      <w:t>2026-10-19</w:t>
       <w:br/>
       <w:br/>
     </w:r>

--- a/tillsyn/A 6153-2024 tillsynsbegäran.docx
+++ b/tillsyn/A 6153-2024 tillsynsbegäran.docx
@@ -1087,7 +1087,7 @@
     <w:r>
       <w:tab/>
       <w:tab/>
-      <w:t>2026-10-19</w:t>
+      <w:t>2026-10-20</w:t>
       <w:br/>
       <w:br/>
     </w:r>

--- a/tillsyn/A 6153-2024 tillsynsbegäran.docx
+++ b/tillsyn/A 6153-2024 tillsynsbegäran.docx
@@ -1087,7 +1087,7 @@
     <w:r>
       <w:tab/>
       <w:tab/>
-      <w:t>2026-10-20</w:t>
+      <w:t>2026-10-21</w:t>
       <w:br/>
       <w:br/>
     </w:r>

--- a/tillsyn/A 6153-2024 tillsynsbegäran.docx
+++ b/tillsyn/A 6153-2024 tillsynsbegäran.docx
@@ -1087,7 +1087,7 @@
     <w:r>
       <w:tab/>
       <w:tab/>
-      <w:t>2026-10-21</w:t>
+      <w:t>2026-10-22</w:t>
       <w:br/>
       <w:br/>
     </w:r>

--- a/tillsyn/A 6153-2024 tillsynsbegäran.docx
+++ b/tillsyn/A 6153-2024 tillsynsbegäran.docx
@@ -1087,7 +1087,7 @@
     <w:r>
       <w:tab/>
       <w:tab/>
-      <w:t>2026-10-22</w:t>
+      <w:t>2026-10-23</w:t>
       <w:br/>
       <w:br/>
     </w:r>

--- a/tillsyn/A 6153-2024 tillsynsbegäran.docx
+++ b/tillsyn/A 6153-2024 tillsynsbegäran.docx
@@ -1087,7 +1087,7 @@
     <w:r>
       <w:tab/>
       <w:tab/>
-      <w:t>2026-10-23</w:t>
+      <w:t>2026-10-24</w:t>
       <w:br/>
       <w:br/>
     </w:r>

--- a/tillsyn/A 6153-2024 tillsynsbegäran.docx
+++ b/tillsyn/A 6153-2024 tillsynsbegäran.docx
@@ -1087,7 +1087,7 @@
     <w:r>
       <w:tab/>
       <w:tab/>
-      <w:t>2026-10-24</w:t>
+      <w:t>2026-10-25</w:t>
       <w:br/>
       <w:br/>
     </w:r>

--- a/tillsyn/A 6153-2024 tillsynsbegäran.docx
+++ b/tillsyn/A 6153-2024 tillsynsbegäran.docx
@@ -1087,7 +1087,7 @@
     <w:r>
       <w:tab/>
       <w:tab/>
-      <w:t>2026-10-25</w:t>
+      <w:t>2026-10-26</w:t>
       <w:br/>
       <w:br/>
     </w:r>

--- a/tillsyn/A 6153-2024 tillsynsbegäran.docx
+++ b/tillsyn/A 6153-2024 tillsynsbegäran.docx
@@ -1087,7 +1087,7 @@
     <w:r>
       <w:tab/>
       <w:tab/>
-      <w:t>2026-10-26</w:t>
+      <w:t>2026-10-27</w:t>
       <w:br/>
       <w:br/>
     </w:r>

--- a/tillsyn/A 6153-2024 tillsynsbegäran.docx
+++ b/tillsyn/A 6153-2024 tillsynsbegäran.docx
@@ -1087,7 +1087,7 @@
     <w:r>
       <w:tab/>
       <w:tab/>
-      <w:t>2026-10-27</w:t>
+      <w:t>2026-10-28</w:t>
       <w:br/>
       <w:br/>
     </w:r>

--- a/tillsyn/A 6153-2024 tillsynsbegäran.docx
+++ b/tillsyn/A 6153-2024 tillsynsbegäran.docx
@@ -22,7 +22,7 @@
       <w:r>
         <w:drawing>
           <wp:inline xmlns:a="http://schemas.openxmlformats.org/drawingml/2006/main" xmlns:pic="http://schemas.openxmlformats.org/drawingml/2006/picture">
-            <wp:extent cx="4837886" cy="5724000"/>
+            <wp:extent cx="4749598" cy="5724000"/>
             <wp:docPr id="1" name="Picture 1"/>
             <wp:cNvGraphicFramePr>
               <a:graphicFrameLocks noChangeAspect="1"/>
@@ -43,7 +43,7 @@
                   <pic:spPr>
                     <a:xfrm>
                       <a:off x="0" y="0"/>
-                      <a:ext cx="4837886" cy="5724000"/>
+                      <a:ext cx="4749598" cy="5724000"/>
                     </a:xfrm>
                     <a:prstGeom prst="rect"/>
                   </pic:spPr>
@@ -65,7 +65,7 @@
     </w:p>
     <w:p>
       <w:r>
-        <w:t>I och inom 22 meter från avverkningsanmälan finns fynd av 35 naturvårdsarter, varav 27 är rödlistade, 2 är fridlysta, 6 är typiska (T) och 6 är signalarter (S): ask (EN), svartnande fingersvamp (EN), bredbrämad bastardsvärmare (VU), granrotspindling (VU), gul lammticka (VU), gulsträngad fagerspindling (VU), ljungsnärja (VU), läderdoftande fingersvamp (VU), mörkfjällig olivspindling (VU), narrspindling (VU), sexfläckig bastardsvärmare (VU), solvändesäckmal (VU), svartfläckig blåvinge (VU, §4a), svartgrön spindling (VU), violettfläckig spindling (VU), backtimjan (NT), blå slemspindling (NT, T), brokigt timjansmott (NT), fjällig taggsvamp s.str. (NT), jordtistel (NT), kryddspindling (NT, T), mindre tåtelsmygare (NT), odörspindling (NT), sandkremla (NT), slåtterfibbla (NT, T), solvända (NT), svinrot (NT), anisspindling (S), diskvaxskivling (S), mindre märgborre (S, T), murgröna (S, T), olivspindling (S), strimspindling (S), kattfot (T) och åkergroda (§4a). Se Figur 1.</w:t>
+        <w:t>I och inom 22 meter från avverkningsanmälan finns fynd av 37 naturvårdsarter, varav 28 är rödlistade, 3 är fridlysta, 6 är typiska (T) och 6 är signalarter (S): ask (EN), svartnande fingersvamp (EN), bredbrämad bastardsvärmare (VU), duvspindling (VU), granrotspindling (VU), gul lammticka (VU), gulsträngad fagerspindling (VU), ljungsnärja (VU), läderdoftande fingersvamp (VU), mörkfjällig olivspindling (VU), narrspindling (VU), sexfläckig bastardsvärmare (VU), solvändesäckmal (VU), svartfläckig blåvinge (VU, §4a), svartgrön spindling (VU), violettfläckig spindling (VU), backtimjan (NT), blå slemspindling (NT, T), brokigt timjansmott (NT), fjällig taggsvamp s.str. (NT), jordtistel (NT), kryddspindling (NT, T), mindre tåtelsmygare (NT), odörspindling (NT), sandkremla (NT), slåtterfibbla (NT, T), solvända (NT), svinrot (NT), anisspindling (S), diskvaxskivling (S), mindre märgborre (S, T), murgröna (S, T), olivspindling (S), strimspindling (S), kattfot (T), åkergroda (§4a) och nattviol (§8). Se Figur 1.</w:t>
       </w:r>
     </w:p>
     <w:p>
@@ -133,6 +133,17 @@
       </w:r>
       <w:r>
         <w:t>är placerad högst upp i Skogsstyrelsens värdepyramid för bedömning av skog med höga naturvärden (SLU Artdatabanken, 2024; Nitare &amp; Skogsstyrelsen, 2019).</w:t>
+      </w:r>
+    </w:p>
+    <w:p>
+      <w:r>
+        <w:rPr>
+          <w:b/>
+        </w:rPr>
+        <w:t>Duvspindling (VU)</w:t>
+      </w:r>
+      <w:r>
+        <w:t xml:space="preserve"> bildar mykorrhiza med tall och förmodligen även gran i torr, kalkrik barrskog. Arten är placerad högst upp i Skogsstyrelsens värdepyramid för bedömning av skog med höga naturvärden och utgör en mycket bra indikator på skyddsvärd kalktallskog av sydöstlig typ. Kalavverkning, markberedning och markavvattning utgör de främsta hoten (SLU Artdatabanken, 2024; Nitare &amp; Skogsstyrelsen, 2019).</w:t>
       </w:r>
     </w:p>
     <w:p>
@@ -1087,7 +1098,7 @@
     <w:r>
       <w:tab/>
       <w:tab/>
-      <w:t>2026-10-28</w:t>
+      <w:t>2026-10-29</w:t>
       <w:br/>
       <w:br/>
     </w:r>

--- a/tillsyn/A 6153-2024 tillsynsbegäran.docx
+++ b/tillsyn/A 6153-2024 tillsynsbegäran.docx
@@ -1098,7 +1098,7 @@
     <w:r>
       <w:tab/>
       <w:tab/>
-      <w:t>2026-10-29</w:t>
+      <w:t>2026-10-31</w:t>
       <w:br/>
       <w:br/>
     </w:r>
